--- a/2026年総会準備/2026年活動報告-賛助会員版_new.docx
+++ b/2026年総会準備/2026年活動報告-賛助会員版_new.docx
@@ -1,6 +1,6 @@
 
 <file path=word/document.xml><?xml version="1.0" encoding="utf-8"?>
-<w:document xmlns:wpc="http://schemas.microsoft.com/office/word/2010/wordprocessingCanvas" xmlns:cx="http://schemas.microsoft.com/office/drawing/2014/chartex" xmlns:cx1="http://schemas.microsoft.com/office/drawing/2015/9/8/chartex" xmlns:cx2="http://schemas.microsoft.com/office/drawing/2015/10/21/chartex" xmlns:cx3="http://schemas.microsoft.com/office/drawing/2016/5/9/chartex" xmlns:cx4="http://schemas.microsoft.com/office/drawing/2016/5/10/chartex" xmlns:cx5="http://schemas.microsoft.com/office/drawing/2016/5/11/chartex" xmlns:cx6="http://schemas.microsoft.com/office/drawing/2016/5/12/chartex" xmlns:cx7="http://schemas.microsoft.com/office/drawing/2016/5/13/chartex" xmlns:cx8="http://schemas.microsoft.com/office/drawing/2016/5/14/chartex" xmlns:mc="http://schemas.openxmlformats.org/markup-compatibility/2006" xmlns:aink="http://schemas.microsoft.com/office/drawing/2016/ink" xmlns:am3d="http://schemas.microsoft.com/office/drawing/2017/model3d" xmlns:o="urn:schemas-microsoft-com:office:office" xmlns:oel="http://schemas.microsoft.com/office/2019/extlst" xmlns:r="http://schemas.openxmlformats.org/officeDocument/2006/relationships" xmlns:m="http://schemas.openxmlformats.org/officeDocument/2006/math" xmlns:v="urn:schemas-microsoft-com:vml" xmlns:wp14="http://schemas.microsoft.com/office/word/2010/wordprocessingDrawing" xmlns:wp="http://schemas.openxmlformats.org/drawingml/2006/wordprocessingDrawing" xmlns:w10="urn:schemas-microsoft-com:office:word" xmlns:w="http://schemas.openxmlformats.org/wordprocessingml/2006/main" xmlns:w14="http://schemas.microsoft.com/office/word/2010/wordml" xmlns:w15="http://schemas.microsoft.com/office/word/2012/wordml" xmlns:w16cex="http://schemas.microsoft.com/office/word/2018/wordml/cex" xmlns:w16cid="http://schemas.microsoft.com/office/word/2016/wordml/cid" xmlns:w16="http://schemas.microsoft.com/office/word/2018/wordml" xmlns:w16du="http://schemas.microsoft.com/office/word/2023/wordml/word16du" xmlns:w16sdtdh="http://schemas.microsoft.com/office/word/2020/wordml/sdtdatahash" xmlns:w16sdtfl="http://schemas.microsoft.com/office/word/2024/wordml/sdtformatlock" xmlns:w16se="http://schemas.microsoft.com/office/word/2015/wordml/symex" xmlns:wpg="http://schemas.microsoft.com/office/word/2010/wordprocessingGroup" xmlns:wpi="http://schemas.microsoft.com/office/word/2010/wordprocessingInk" xmlns:wne="http://schemas.microsoft.com/office/word/2006/wordml" xmlns:wps="http://schemas.microsoft.com/office/word/2010/wordprocessingShape" mc:Ignorable="w14 w15 w16se w16cid w16 w16cex w16sdtdh w16sdtfl w16du wp14">
+<w:document xmlns:wpc="http://schemas.microsoft.com/office/word/2010/wordprocessingCanvas" xmlns:cx="http://schemas.microsoft.com/office/drawing/2014/chartex" xmlns:cx1="http://schemas.microsoft.com/office/drawing/2015/9/8/chartex" xmlns:cx2="http://schemas.microsoft.com/office/drawing/2015/10/21/chartex" xmlns:cx3="http://schemas.microsoft.com/office/drawing/2016/5/9/chartex" xmlns:cx4="http://schemas.microsoft.com/office/drawing/2016/5/10/chartex" xmlns:cx5="http://schemas.microsoft.com/office/drawing/2016/5/11/chartex" xmlns:cx6="http://schemas.microsoft.com/office/drawing/2016/5/12/chartex" xmlns:cx7="http://schemas.microsoft.com/office/drawing/2016/5/13/chartex" xmlns:cx8="http://schemas.microsoft.com/office/drawing/2016/5/14/chartex" xmlns:mc="http://schemas.openxmlformats.org/markup-compatibility/2006" xmlns:aink="http://schemas.microsoft.com/office/drawing/2016/ink" xmlns:am3d="http://schemas.microsoft.com/office/drawing/2017/model3d" xmlns:o="urn:schemas-microsoft-com:office:office" xmlns:oel="http://schemas.microsoft.com/office/2019/extlst" xmlns:r="http://schemas.openxmlformats.org/officeDocument/2006/relationships" xmlns:m="http://schemas.openxmlformats.org/officeDocument/2006/math" xmlns:v="urn:schemas-microsoft-com:vml" xmlns:wp14="http://schemas.microsoft.com/office/word/2010/wordprocessingDrawing" xmlns:wp="http://schemas.openxmlformats.org/drawingml/2006/wordprocessingDrawing" xmlns:w10="urn:schemas-microsoft-com:office:word" xmlns:w="http://schemas.openxmlformats.org/wordprocessingml/2006/main" xmlns:w14="http://schemas.microsoft.com/office/word/2010/wordml" xmlns:w15="http://schemas.microsoft.com/office/word/2012/wordml" xmlns:w16cex="http://schemas.microsoft.com/office/word/2018/wordml/cex" xmlns:w16cid="http://schemas.microsoft.com/office/word/2016/wordml/cid" xmlns:w16="http://schemas.microsoft.com/office/word/2018/wordml" xmlns:w16sdtdh="http://schemas.microsoft.com/office/word/2020/wordml/sdtdatahash" xmlns:w16se="http://schemas.microsoft.com/office/word/2015/wordml/symex" xmlns:wpg="http://schemas.microsoft.com/office/word/2010/wordprocessingGroup" xmlns:wpi="http://schemas.microsoft.com/office/word/2010/wordprocessingInk" xmlns:wne="http://schemas.microsoft.com/office/word/2006/wordml" xmlns:wps="http://schemas.microsoft.com/office/word/2010/wordprocessingShape" mc:Ignorable="w14 w15 w16se w16cid w16 w16cex w16sdtdh wp14">
   <w:body>
     <w:p>
       <w:pPr>
@@ -17,7 +17,34 @@
           <w:sz w:val="48"/>
           <w:lang w:eastAsia="ja-JP"/>
         </w:rPr>
-        <w:t>2025年度 活動報告</w:t>
+        <w:t>2025</w:t>
+      </w:r>
+      <w:r>
+        <w:rPr>
+          <w:b/>
+          <w:color w:val="1A2E40"/>
+          <w:sz w:val="48"/>
+          <w:lang w:eastAsia="ja-JP"/>
+        </w:rPr>
+        <w:t>年度</w:t>
+      </w:r>
+      <w:r>
+        <w:rPr>
+          <w:b/>
+          <w:color w:val="1A2E40"/>
+          <w:sz w:val="48"/>
+          <w:lang w:eastAsia="ja-JP"/>
+        </w:rPr>
+        <w:t xml:space="preserve"> </w:t>
+      </w:r>
+      <w:r>
+        <w:rPr>
+          <w:b/>
+          <w:color w:val="1A2E40"/>
+          <w:sz w:val="48"/>
+          <w:lang w:eastAsia="ja-JP"/>
+        </w:rPr>
+        <w:t>活動報告</w:t>
       </w:r>
     </w:p>
     <w:p>
@@ -31,7 +58,43 @@
         <w:rPr>
           <w:lang w:eastAsia="ja-JP"/>
         </w:rPr>
-        <w:t>平素より東海販売士協会の活動にご理解とご支援を賜り、誠にありがとうございます。2025年度も、賛助会員の皆様のご支援のもと、地域企業との交流・連携を通じた多くの活動を展開いたしました。また、本年度は協会設立10周年という節目の年を迎え、記念式典を開催するとともに、各種活動をさらに充実させることができました。本報告では、1年間の主要な活動をご紹介いたします。</w:t>
+        <w:t>平素より東海販売士協会の活動にご理解とご支援を賜り、誠にありがとうございます。</w:t>
+      </w:r>
+      <w:r>
+        <w:rPr>
+          <w:lang w:eastAsia="ja-JP"/>
+        </w:rPr>
+        <w:t>2025</w:t>
+      </w:r>
+      <w:r>
+        <w:rPr>
+          <w:lang w:eastAsia="ja-JP"/>
+        </w:rPr>
+        <w:t>年度も、賛助会員の皆様のご支援のもと、地域企業との交流・連携を通じた多くの活動を展開いたしました。また、本年度は協会設立</w:t>
+      </w:r>
+      <w:r>
+        <w:rPr>
+          <w:lang w:eastAsia="ja-JP"/>
+        </w:rPr>
+        <w:t>10</w:t>
+      </w:r>
+      <w:r>
+        <w:rPr>
+          <w:lang w:eastAsia="ja-JP"/>
+        </w:rPr>
+        <w:t>周年という節目の年を迎え、記念式典を開催するとともに、各種活動をさらに充実させることができました。本報告では、</w:t>
+      </w:r>
+      <w:r>
+        <w:rPr>
+          <w:lang w:eastAsia="ja-JP"/>
+        </w:rPr>
+        <w:t>1</w:t>
+      </w:r>
+      <w:r>
+        <w:rPr>
+          <w:lang w:eastAsia="ja-JP"/>
+        </w:rPr>
+        <w:t>年間の主要な活動をご紹介いたします。</w:t>
       </w:r>
     </w:p>
     <w:p>
@@ -51,7 +114,16 @@
           <w:sz w:val="28"/>
           <w:lang w:eastAsia="ja-JP"/>
         </w:rPr>
-        <w:t>2025年度の主な活動実績</w:t>
+        <w:t>2025</w:t>
+      </w:r>
+      <w:r>
+        <w:rPr>
+          <w:b/>
+          <w:color w:val="1A3A5C"/>
+          <w:sz w:val="28"/>
+          <w:lang w:eastAsia="ja-JP"/>
+        </w:rPr>
+        <w:t>年度の主な活動実績</w:t>
       </w:r>
     </w:p>
     <w:p>
@@ -68,7 +140,34 @@
           <w:sz w:val="24"/>
           <w:lang w:eastAsia="ja-JP"/>
         </w:rPr>
-        <w:t>① ミニセミナー（月1回開催）</w:t>
+        <w:t xml:space="preserve">① </w:t>
+      </w:r>
+      <w:r>
+        <w:rPr>
+          <w:b/>
+          <w:color w:val="1A3A5C"/>
+          <w:sz w:val="24"/>
+          <w:lang w:eastAsia="ja-JP"/>
+        </w:rPr>
+        <w:t>ミニセミナー（月</w:t>
+      </w:r>
+      <w:r>
+        <w:rPr>
+          <w:b/>
+          <w:color w:val="1A3A5C"/>
+          <w:sz w:val="24"/>
+          <w:lang w:eastAsia="ja-JP"/>
+        </w:rPr>
+        <w:t>1</w:t>
+      </w:r>
+      <w:r>
+        <w:rPr>
+          <w:b/>
+          <w:color w:val="1A3A5C"/>
+          <w:sz w:val="24"/>
+          <w:lang w:eastAsia="ja-JP"/>
+        </w:rPr>
+        <w:t>回開催）</w:t>
       </w:r>
     </w:p>
     <w:p>
@@ -102,7 +201,7 @@
         </w:trPr>
         <w:tc>
           <w:tcPr>
-            <w:tcW w:w="1417" w:type="dxa"/>
+            <w:tcW w:w="1347" w:type="dxa"/>
             <w:tcBorders>
               <w:top w:val="single" w:sz="4" w:space="0" w:color="2E4057"/>
               <w:left w:val="single" w:sz="4" w:space="0" w:color="2E4057"/>
@@ -113,6 +212,7 @@
             <w:vAlign w:val="center"/>
           </w:tcPr>
           <w:p>
+            <w:proofErr w:type="spellStart"/>
             <w:r>
               <w:rPr>
                 <w:b/>
@@ -120,11 +220,12 @@
               </w:rPr>
               <w:t>開催月</w:t>
             </w:r>
+            <w:proofErr w:type="spellEnd"/>
           </w:p>
         </w:tc>
         <w:tc>
           <w:tcPr>
-            <w:tcW w:w="3969" w:type="dxa"/>
+            <w:tcW w:w="3728" w:type="dxa"/>
             <w:tcBorders>
               <w:top w:val="single" w:sz="4" w:space="0" w:color="2E4057"/>
               <w:left w:val="single" w:sz="4" w:space="0" w:color="2E4057"/>
@@ -135,6 +236,7 @@
             <w:vAlign w:val="center"/>
           </w:tcPr>
           <w:p>
+            <w:proofErr w:type="spellStart"/>
             <w:r>
               <w:rPr>
                 <w:b/>
@@ -142,11 +244,12 @@
               </w:rPr>
               <w:t>テーマ</w:t>
             </w:r>
+            <w:proofErr w:type="spellEnd"/>
           </w:p>
         </w:tc>
         <w:tc>
           <w:tcPr>
-            <w:tcW w:w="5102" w:type="dxa"/>
+            <w:tcW w:w="4779" w:type="dxa"/>
             <w:tcBorders>
               <w:top w:val="single" w:sz="4" w:space="0" w:color="2E4057"/>
               <w:left w:val="single" w:sz="4" w:space="0" w:color="2E4057"/>
@@ -157,6 +260,7 @@
             <w:vAlign w:val="center"/>
           </w:tcPr>
           <w:p>
+            <w:proofErr w:type="spellStart"/>
             <w:r>
               <w:rPr>
                 <w:b/>
@@ -164,6 +268,7 @@
               </w:rPr>
               <w:t>内容</w:t>
             </w:r>
+            <w:proofErr w:type="spellEnd"/>
           </w:p>
         </w:tc>
       </w:tr>
@@ -173,7 +278,7 @@
         </w:trPr>
         <w:tc>
           <w:tcPr>
-            <w:tcW w:w="1417" w:type="dxa"/>
+            <w:tcW w:w="1347" w:type="dxa"/>
             <w:tcBorders>
               <w:top w:val="single" w:sz="4" w:space="0" w:color="BBBBBB"/>
               <w:left w:val="single" w:sz="4" w:space="0" w:color="BBBBBB"/>
@@ -185,13 +290,16 @@
           </w:tcPr>
           <w:p>
             <w:r>
-              <w:t>5月</w:t>
+              <w:t>5</w:t>
+            </w:r>
+            <w:r>
+              <w:t>月</w:t>
             </w:r>
           </w:p>
         </w:tc>
         <w:tc>
           <w:tcPr>
-            <w:tcW w:w="3969" w:type="dxa"/>
+            <w:tcW w:w="3728" w:type="dxa"/>
             <w:tcBorders>
               <w:top w:val="single" w:sz="4" w:space="0" w:color="BBBBBB"/>
               <w:left w:val="single" w:sz="4" w:space="0" w:color="BBBBBB"/>
@@ -217,7 +325,7 @@
         </w:tc>
         <w:tc>
           <w:tcPr>
-            <w:tcW w:w="5102" w:type="dxa"/>
+            <w:tcW w:w="4779" w:type="dxa"/>
             <w:tcBorders>
               <w:top w:val="single" w:sz="4" w:space="0" w:color="BBBBBB"/>
               <w:left w:val="single" w:sz="4" w:space="0" w:color="BBBBBB"/>
@@ -237,7 +345,20 @@
               <w:rPr>
                 <w:lang w:eastAsia="ja-JP"/>
               </w:rPr>
-              <w:t>売場改善と接客スキル向上の実践手法（鮎飛さん）</w:t>
+              <w:t>売場改善と接客スキル向上の実践手法（鮎飛</w:t>
+            </w:r>
+            <w:r>
+              <w:rPr>
+                <w:rFonts w:hint="eastAsia"/>
+                <w:lang w:eastAsia="ja-JP"/>
+              </w:rPr>
+              <w:t>氏</w:t>
+            </w:r>
+            <w:r>
+              <w:rPr>
+                <w:lang w:eastAsia="ja-JP"/>
+              </w:rPr>
+              <w:t>）</w:t>
             </w:r>
           </w:p>
         </w:tc>
@@ -248,7 +369,7 @@
         </w:trPr>
         <w:tc>
           <w:tcPr>
-            <w:tcW w:w="1417" w:type="dxa"/>
+            <w:tcW w:w="1347" w:type="dxa"/>
             <w:tcBorders>
               <w:top w:val="single" w:sz="4" w:space="0" w:color="BBBBBB"/>
               <w:left w:val="single" w:sz="4" w:space="0" w:color="BBBBBB"/>
@@ -260,13 +381,16 @@
           </w:tcPr>
           <w:p>
             <w:r>
-              <w:t>6月</w:t>
+              <w:t>6</w:t>
+            </w:r>
+            <w:r>
+              <w:t>月</w:t>
             </w:r>
           </w:p>
         </w:tc>
         <w:tc>
           <w:tcPr>
-            <w:tcW w:w="3969" w:type="dxa"/>
+            <w:tcW w:w="3728" w:type="dxa"/>
             <w:tcBorders>
               <w:top w:val="single" w:sz="4" w:space="0" w:color="BBBBBB"/>
               <w:left w:val="single" w:sz="4" w:space="0" w:color="BBBBBB"/>
@@ -277,14 +401,16 @@
             <w:vAlign w:val="center"/>
           </w:tcPr>
           <w:p>
+            <w:proofErr w:type="spellStart"/>
             <w:r>
               <w:t>三重県交流会</w:t>
             </w:r>
+            <w:proofErr w:type="spellEnd"/>
           </w:p>
         </w:tc>
         <w:tc>
           <w:tcPr>
-            <w:tcW w:w="5102" w:type="dxa"/>
+            <w:tcW w:w="4779" w:type="dxa"/>
             <w:tcBorders>
               <w:top w:val="single" w:sz="4" w:space="0" w:color="BBBBBB"/>
               <w:left w:val="single" w:sz="4" w:space="0" w:color="BBBBBB"/>
@@ -315,7 +441,7 @@
         </w:trPr>
         <w:tc>
           <w:tcPr>
-            <w:tcW w:w="1417" w:type="dxa"/>
+            <w:tcW w:w="1347" w:type="dxa"/>
             <w:tcBorders>
               <w:top w:val="single" w:sz="4" w:space="0" w:color="BBBBBB"/>
               <w:left w:val="single" w:sz="4" w:space="0" w:color="BBBBBB"/>
@@ -327,13 +453,16 @@
           </w:tcPr>
           <w:p>
             <w:r>
-              <w:t>12月</w:t>
+              <w:t>12</w:t>
+            </w:r>
+            <w:r>
+              <w:t>月</w:t>
             </w:r>
           </w:p>
         </w:tc>
         <w:tc>
           <w:tcPr>
-            <w:tcW w:w="3969" w:type="dxa"/>
+            <w:tcW w:w="3728" w:type="dxa"/>
             <w:tcBorders>
               <w:top w:val="single" w:sz="4" w:space="0" w:color="BBBBBB"/>
               <w:left w:val="single" w:sz="4" w:space="0" w:color="BBBBBB"/>
@@ -359,7 +488,7 @@
         </w:tc>
         <w:tc>
           <w:tcPr>
-            <w:tcW w:w="5102" w:type="dxa"/>
+            <w:tcW w:w="4779" w:type="dxa"/>
             <w:tcBorders>
               <w:top w:val="single" w:sz="4" w:space="0" w:color="BBBBBB"/>
               <w:left w:val="single" w:sz="4" w:space="0" w:color="BBBBBB"/>
@@ -390,7 +519,7 @@
         </w:trPr>
         <w:tc>
           <w:tcPr>
-            <w:tcW w:w="1417" w:type="dxa"/>
+            <w:tcW w:w="1347" w:type="dxa"/>
             <w:tcBorders>
               <w:top w:val="single" w:sz="4" w:space="0" w:color="BBBBBB"/>
               <w:left w:val="single" w:sz="4" w:space="0" w:color="BBBBBB"/>
@@ -402,13 +531,16 @@
           </w:tcPr>
           <w:p>
             <w:r>
-              <w:t>1月</w:t>
+              <w:t>1</w:t>
+            </w:r>
+            <w:r>
+              <w:t>月</w:t>
             </w:r>
           </w:p>
         </w:tc>
         <w:tc>
           <w:tcPr>
-            <w:tcW w:w="3969" w:type="dxa"/>
+            <w:tcW w:w="3728" w:type="dxa"/>
             <w:tcBorders>
               <w:top w:val="single" w:sz="4" w:space="0" w:color="BBBBBB"/>
               <w:left w:val="single" w:sz="4" w:space="0" w:color="BBBBBB"/>
@@ -434,7 +566,7 @@
         </w:tc>
         <w:tc>
           <w:tcPr>
-            <w:tcW w:w="5102" w:type="dxa"/>
+            <w:tcW w:w="4779" w:type="dxa"/>
             <w:tcBorders>
               <w:top w:val="single" w:sz="4" w:space="0" w:color="BBBBBB"/>
               <w:left w:val="single" w:sz="4" w:space="0" w:color="BBBBBB"/>
@@ -466,6 +598,42 @@
           <w:lang w:eastAsia="ja-JP"/>
         </w:rPr>
       </w:pPr>
+      <w:r>
+        <w:rPr>
+          <w:lang w:eastAsia="ja-JP"/>
+        </w:rPr>
+        <w:t>※7</w:t>
+      </w:r>
+      <w:r>
+        <w:rPr>
+          <w:lang w:eastAsia="ja-JP"/>
+        </w:rPr>
+        <w:t>月〜</w:t>
+      </w:r>
+      <w:r>
+        <w:rPr>
+          <w:lang w:eastAsia="ja-JP"/>
+        </w:rPr>
+        <w:t>11</w:t>
+      </w:r>
+      <w:r>
+        <w:rPr>
+          <w:lang w:eastAsia="ja-JP"/>
+        </w:rPr>
+        <w:t>月は、</w:t>
+      </w:r>
+      <w:r>
+        <w:rPr>
+          <w:lang w:eastAsia="ja-JP"/>
+        </w:rPr>
+        <w:t>10</w:t>
+      </w:r>
+      <w:r>
+        <w:rPr>
+          <w:lang w:eastAsia="ja-JP"/>
+        </w:rPr>
+        <w:t>周年記念事業およびメッセナゴヤ出展等の大型事業を優先して実施いたしました。</w:t>
+      </w:r>
     </w:p>
     <w:p>
       <w:pPr>
@@ -481,7 +649,16 @@
           <w:sz w:val="24"/>
           <w:lang w:eastAsia="ja-JP"/>
         </w:rPr>
-        <w:t>② ビジネスに直結する実践イベント</w:t>
+        <w:t xml:space="preserve">② </w:t>
+      </w:r>
+      <w:r>
+        <w:rPr>
+          <w:b/>
+          <w:color w:val="1A3A5C"/>
+          <w:sz w:val="24"/>
+          <w:lang w:eastAsia="ja-JP"/>
+        </w:rPr>
+        <w:t>ビジネスに直結する実践イベント</w:t>
       </w:r>
     </w:p>
     <w:p>
@@ -497,7 +674,57 @@
           <w:b/>
           <w:lang w:eastAsia="zh-TW"/>
         </w:rPr>
-        <w:t>■ 東海販売士協会 設立10周年記念式典（4月）</w:t>
+        <w:t xml:space="preserve">■ </w:t>
+      </w:r>
+      <w:r>
+        <w:rPr>
+          <w:b/>
+          <w:lang w:eastAsia="zh-TW"/>
+        </w:rPr>
+        <w:t>東海販売士協会</w:t>
+      </w:r>
+      <w:r>
+        <w:rPr>
+          <w:b/>
+          <w:lang w:eastAsia="zh-TW"/>
+        </w:rPr>
+        <w:t xml:space="preserve"> </w:t>
+      </w:r>
+      <w:r>
+        <w:rPr>
+          <w:b/>
+          <w:lang w:eastAsia="zh-TW"/>
+        </w:rPr>
+        <w:t>設立</w:t>
+      </w:r>
+      <w:r>
+        <w:rPr>
+          <w:b/>
+          <w:lang w:eastAsia="zh-TW"/>
+        </w:rPr>
+        <w:t>10</w:t>
+      </w:r>
+      <w:r>
+        <w:rPr>
+          <w:b/>
+          <w:lang w:eastAsia="zh-TW"/>
+        </w:rPr>
+        <w:t>周年記念式典（</w:t>
+      </w:r>
+      <w:r>
+        <w:rPr>
+          <w:rFonts w:hint="eastAsia"/>
+          <w:b/>
+          <w:lang w:eastAsia="zh-TW"/>
+        </w:rPr>
+        <w:t>７</w:t>
+      </w:r>
+      <w:r>
+        <w:rPr>
+          <w:b/>
+          <w:lang w:eastAsia="zh-TW"/>
+        </w:rPr>
+        <w:t>月）</w:t>
       </w:r>
     </w:p>
     <w:p>
@@ -526,7 +753,19 @@
         <w:rPr>
           <w:lang w:eastAsia="ja-JP"/>
         </w:rPr>
-        <w:t>協会設立10周年の節目を賛助会員・関係者の皆様とともに祝い、更なる発展に向けた決意を新たにする</w:t>
+        <w:t>協会設立</w:t>
+      </w:r>
+      <w:r>
+        <w:rPr>
+          <w:lang w:eastAsia="ja-JP"/>
+        </w:rPr>
+        <w:t>10</w:t>
+      </w:r>
+      <w:r>
+        <w:rPr>
+          <w:lang w:eastAsia="ja-JP"/>
+        </w:rPr>
+        <w:t>周年の節目を賛助会員・関係者の皆様とともに祝い、更なる発展に向けた決意を新たにする</w:t>
       </w:r>
     </w:p>
     <w:p>
@@ -578,7 +817,70 @@
           <w:b/>
           <w:lang w:eastAsia="ja-JP"/>
         </w:rPr>
-        <w:t>■ メッセナゴヤ2025 リアル出展（11月5日〜7日）</w:t>
+        <w:t xml:space="preserve">■ </w:t>
+      </w:r>
+      <w:r>
+        <w:rPr>
+          <w:b/>
+          <w:lang w:eastAsia="ja-JP"/>
+        </w:rPr>
+        <w:t>メッセナゴヤ</w:t>
+      </w:r>
+      <w:r>
+        <w:rPr>
+          <w:b/>
+          <w:lang w:eastAsia="ja-JP"/>
+        </w:rPr>
+        <w:t xml:space="preserve">2025 </w:t>
+      </w:r>
+      <w:r>
+        <w:rPr>
+          <w:b/>
+          <w:lang w:eastAsia="ja-JP"/>
+        </w:rPr>
+        <w:t>リアル出展（</w:t>
+      </w:r>
+      <w:r>
+        <w:rPr>
+          <w:b/>
+          <w:lang w:eastAsia="ja-JP"/>
+        </w:rPr>
+        <w:t>11</w:t>
+      </w:r>
+      <w:r>
+        <w:rPr>
+          <w:b/>
+          <w:lang w:eastAsia="ja-JP"/>
+        </w:rPr>
+        <w:t>月</w:t>
+      </w:r>
+      <w:r>
+        <w:rPr>
+          <w:b/>
+          <w:lang w:eastAsia="ja-JP"/>
+        </w:rPr>
+        <w:t>5</w:t>
+      </w:r>
+      <w:r>
+        <w:rPr>
+          <w:b/>
+          <w:lang w:eastAsia="ja-JP"/>
+        </w:rPr>
+        <w:t>日〜</w:t>
+      </w:r>
+      <w:r>
+        <w:rPr>
+          <w:b/>
+          <w:lang w:eastAsia="ja-JP"/>
+        </w:rPr>
+        <w:t>7</w:t>
+      </w:r>
+      <w:r>
+        <w:rPr>
+          <w:b/>
+          <w:lang w:eastAsia="ja-JP"/>
+        </w:rPr>
+        <w:t>日）</w:t>
       </w:r>
     </w:p>
     <w:p>
@@ -622,7 +924,19 @@
         <w:rPr>
           <w:lang w:eastAsia="ja-JP"/>
         </w:rPr>
-        <w:t>ブース出展により協会のPRを実施し、来場者との交流・情報収集を行</w:t>
+        <w:t>ブース出展により協会の</w:t>
+      </w:r>
+      <w:r>
+        <w:rPr>
+          <w:lang w:eastAsia="ja-JP"/>
+        </w:rPr>
+        <w:t>PR</w:t>
+      </w:r>
+      <w:r>
+        <w:rPr>
+          <w:lang w:eastAsia="ja-JP"/>
+        </w:rPr>
+        <w:t>を実施し、来場者との交流・情報収集を行</w:t>
       </w:r>
       <w:r>
         <w:rPr>
@@ -652,7 +966,28 @@
           <w:b/>
           <w:lang w:eastAsia="zh-TW"/>
         </w:rPr>
-        <w:t>■ 江南商工会議所「販売促進個別実践塾」（10月）</w:t>
+        <w:t xml:space="preserve">■ </w:t>
+      </w:r>
+      <w:r>
+        <w:rPr>
+          <w:b/>
+          <w:lang w:eastAsia="zh-TW"/>
+        </w:rPr>
+        <w:t>江南商工会議所「販売促進個別実践塾」（</w:t>
+      </w:r>
+      <w:r>
+        <w:rPr>
+          <w:b/>
+          <w:lang w:eastAsia="zh-TW"/>
+        </w:rPr>
+        <w:t>10</w:t>
+      </w:r>
+      <w:r>
+        <w:rPr>
+          <w:b/>
+          <w:lang w:eastAsia="zh-TW"/>
+        </w:rPr>
+        <w:t>月）</w:t>
       </w:r>
     </w:p>
     <w:p>
@@ -729,7 +1064,28 @@
           <w:b/>
           <w:lang w:eastAsia="ja-JP"/>
         </w:rPr>
-        <w:t>■ 名古屋城見学イベント（2月）</w:t>
+        <w:t xml:space="preserve">■ </w:t>
+      </w:r>
+      <w:r>
+        <w:rPr>
+          <w:b/>
+          <w:lang w:eastAsia="ja-JP"/>
+        </w:rPr>
+        <w:t>名古屋城見学イベント（</w:t>
+      </w:r>
+      <w:r>
+        <w:rPr>
+          <w:b/>
+          <w:lang w:eastAsia="ja-JP"/>
+        </w:rPr>
+        <w:t>2</w:t>
+      </w:r>
+      <w:r>
+        <w:rPr>
+          <w:b/>
+          <w:lang w:eastAsia="ja-JP"/>
+        </w:rPr>
+        <w:t>月）</w:t>
       </w:r>
     </w:p>
     <w:p>
@@ -854,7 +1210,31 @@
         <w:rPr>
           <w:lang w:eastAsia="ja-JP"/>
         </w:rPr>
-        <w:t>本年度も、賛助会員の皆様のご支援により多くの成果を生み出すことができました。特に設立10周年という節目の年にふさわしい充実した活動を実施できたことを、大変嬉しく思っております。2026年度もさらに活動を充実させ、地域企業との連携・ビジネス創出の場として価値ある協会となるよう努めてまいります。</w:t>
+        <w:t>本年度も、賛助会員の皆様のご支援により多くの成果を生み出すことができました。特に設立</w:t>
+      </w:r>
+      <w:r>
+        <w:rPr>
+          <w:lang w:eastAsia="ja-JP"/>
+        </w:rPr>
+        <w:t>10</w:t>
+      </w:r>
+      <w:r>
+        <w:rPr>
+          <w:lang w:eastAsia="ja-JP"/>
+        </w:rPr>
+        <w:t>周年という節目の年にふさわしい充実した活動を実施できたことを、大変嬉しく思っております。</w:t>
+      </w:r>
+      <w:r>
+        <w:rPr>
+          <w:lang w:eastAsia="ja-JP"/>
+        </w:rPr>
+        <w:t>2026</w:t>
+      </w:r>
+      <w:r>
+        <w:rPr>
+          <w:lang w:eastAsia="ja-JP"/>
+        </w:rPr>
+        <w:t>年度もさらに活動を充実させ、地域企業との連携・ビジネス創出の場として価値ある協会となるよう努めてまいります。</w:t>
       </w:r>
     </w:p>
     <w:p>
@@ -901,7 +1281,23 @@
           <w:sz w:val="22"/>
           <w:lang w:eastAsia="zh-TW"/>
         </w:rPr>
-        <w:t>理事長　加藤 智康</w:t>
+        <w:t>理事長　加藤</w:t>
+      </w:r>
+      <w:r>
+        <w:rPr>
+          <w:b/>
+          <w:sz w:val="22"/>
+          <w:lang w:eastAsia="zh-TW"/>
+        </w:rPr>
+        <w:t xml:space="preserve"> </w:t>
+      </w:r>
+      <w:r>
+        <w:rPr>
+          <w:b/>
+          <w:sz w:val="22"/>
+          <w:lang w:eastAsia="zh-TW"/>
+        </w:rPr>
+        <w:t>智康</w:t>
       </w:r>
     </w:p>
     <w:sectPr>
@@ -915,7 +1311,7 @@
 </file>
 
 <file path=word/numbering.xml><?xml version="1.0" encoding="utf-8"?>
-<w:numbering xmlns:wpc="http://schemas.microsoft.com/office/word/2010/wordprocessingCanvas" xmlns:cx="http://schemas.microsoft.com/office/drawing/2014/chartex" xmlns:cx1="http://schemas.microsoft.com/office/drawing/2015/9/8/chartex" xmlns:cx2="http://schemas.microsoft.com/office/drawing/2015/10/21/chartex" xmlns:cx3="http://schemas.microsoft.com/office/drawing/2016/5/9/chartex" xmlns:cx4="http://schemas.microsoft.com/office/drawing/2016/5/10/chartex" xmlns:cx5="http://schemas.microsoft.com/office/drawing/2016/5/11/chartex" xmlns:cx6="http://schemas.microsoft.com/office/drawing/2016/5/12/chartex" xmlns:cx7="http://schemas.microsoft.com/office/drawing/2016/5/13/chartex" xmlns:cx8="http://schemas.microsoft.com/office/drawing/2016/5/14/chartex" xmlns:mc="http://schemas.openxmlformats.org/markup-compatibility/2006" xmlns:aink="http://schemas.microsoft.com/office/drawing/2016/ink" xmlns:am3d="http://schemas.microsoft.com/office/drawing/2017/model3d" xmlns:o="urn:schemas-microsoft-com:office:office" xmlns:oel="http://schemas.microsoft.com/office/2019/extlst" xmlns:r="http://schemas.openxmlformats.org/officeDocument/2006/relationships" xmlns:m="http://schemas.openxmlformats.org/officeDocument/2006/math" xmlns:v="urn:schemas-microsoft-com:vml" xmlns:wp14="http://schemas.microsoft.com/office/word/2010/wordprocessingDrawing" xmlns:wp="http://schemas.openxmlformats.org/drawingml/2006/wordprocessingDrawing" xmlns:w10="urn:schemas-microsoft-com:office:word" xmlns:w="http://schemas.openxmlformats.org/wordprocessingml/2006/main" xmlns:w14="http://schemas.microsoft.com/office/word/2010/wordml" xmlns:w15="http://schemas.microsoft.com/office/word/2012/wordml" xmlns:w16cex="http://schemas.microsoft.com/office/word/2018/wordml/cex" xmlns:w16cid="http://schemas.microsoft.com/office/word/2016/wordml/cid" xmlns:w16="http://schemas.microsoft.com/office/word/2018/wordml" xmlns:w16du="http://schemas.microsoft.com/office/word/2023/wordml/word16du" xmlns:w16sdtdh="http://schemas.microsoft.com/office/word/2020/wordml/sdtdatahash" xmlns:w16sdtfl="http://schemas.microsoft.com/office/word/2024/wordml/sdtformatlock" xmlns:w16se="http://schemas.microsoft.com/office/word/2015/wordml/symex" xmlns:wpg="http://schemas.microsoft.com/office/word/2010/wordprocessingGroup" xmlns:wpi="http://schemas.microsoft.com/office/word/2010/wordprocessingInk" xmlns:wne="http://schemas.microsoft.com/office/word/2006/wordml" xmlns:wps="http://schemas.microsoft.com/office/word/2010/wordprocessingShape" mc:Ignorable="w14 w15 w16se w16cid w16 w16cex w16sdtdh w16sdtfl w16du wp14">
+<w:numbering xmlns:wpc="http://schemas.microsoft.com/office/word/2010/wordprocessingCanvas" xmlns:cx="http://schemas.microsoft.com/office/drawing/2014/chartex" xmlns:cx1="http://schemas.microsoft.com/office/drawing/2015/9/8/chartex" xmlns:cx2="http://schemas.microsoft.com/office/drawing/2015/10/21/chartex" xmlns:cx3="http://schemas.microsoft.com/office/drawing/2016/5/9/chartex" xmlns:cx4="http://schemas.microsoft.com/office/drawing/2016/5/10/chartex" xmlns:cx5="http://schemas.microsoft.com/office/drawing/2016/5/11/chartex" xmlns:cx6="http://schemas.microsoft.com/office/drawing/2016/5/12/chartex" xmlns:cx7="http://schemas.microsoft.com/office/drawing/2016/5/13/chartex" xmlns:cx8="http://schemas.microsoft.com/office/drawing/2016/5/14/chartex" xmlns:mc="http://schemas.openxmlformats.org/markup-compatibility/2006" xmlns:aink="http://schemas.microsoft.com/office/drawing/2016/ink" xmlns:am3d="http://schemas.microsoft.com/office/drawing/2017/model3d" xmlns:o="urn:schemas-microsoft-com:office:office" xmlns:oel="http://schemas.microsoft.com/office/2019/extlst" xmlns:r="http://schemas.openxmlformats.org/officeDocument/2006/relationships" xmlns:m="http://schemas.openxmlformats.org/officeDocument/2006/math" xmlns:v="urn:schemas-microsoft-com:vml" xmlns:wp14="http://schemas.microsoft.com/office/word/2010/wordprocessingDrawing" xmlns:wp="http://schemas.openxmlformats.org/drawingml/2006/wordprocessingDrawing" xmlns:w10="urn:schemas-microsoft-com:office:word" xmlns:w="http://schemas.openxmlformats.org/wordprocessingml/2006/main" xmlns:w14="http://schemas.microsoft.com/office/word/2010/wordml" xmlns:w15="http://schemas.microsoft.com/office/word/2012/wordml" xmlns:w16cex="http://schemas.microsoft.com/office/word/2018/wordml/cex" xmlns:w16cid="http://schemas.microsoft.com/office/word/2016/wordml/cid" xmlns:w16="http://schemas.microsoft.com/office/word/2018/wordml" xmlns:w16sdtdh="http://schemas.microsoft.com/office/word/2020/wordml/sdtdatahash" xmlns:w16se="http://schemas.microsoft.com/office/word/2015/wordml/symex" xmlns:wpg="http://schemas.microsoft.com/office/word/2010/wordprocessingGroup" xmlns:wpi="http://schemas.microsoft.com/office/word/2010/wordprocessingInk" xmlns:wne="http://schemas.microsoft.com/office/word/2006/wordml" xmlns:wps="http://schemas.microsoft.com/office/word/2010/wordprocessingShape" mc:Ignorable="w14 w15 w16se w16cid w16 w16cex w16sdtdh wp14">
   <w:abstractNum w:abstractNumId="0" w15:restartNumberingAfterBreak="0">
     <w:nsid w:val="FFFFFF7C"/>
     <w:multiLevelType w:val="singleLevel"/>
@@ -1118,7 +1514,7 @@
 </file>
 
 <file path=word/styles.xml><?xml version="1.0" encoding="utf-8"?>
-<w:styles xmlns:mc="http://schemas.openxmlformats.org/markup-compatibility/2006" xmlns:r="http://schemas.openxmlformats.org/officeDocument/2006/relationships" xmlns:w="http://schemas.openxmlformats.org/wordprocessingml/2006/main" xmlns:w14="http://schemas.microsoft.com/office/word/2010/wordml" xmlns:w15="http://schemas.microsoft.com/office/word/2012/wordml" xmlns:w16cex="http://schemas.microsoft.com/office/word/2018/wordml/cex" xmlns:w16cid="http://schemas.microsoft.com/office/word/2016/wordml/cid" xmlns:w16="http://schemas.microsoft.com/office/word/2018/wordml" xmlns:w16du="http://schemas.microsoft.com/office/word/2023/wordml/word16du" xmlns:w16sdtdh="http://schemas.microsoft.com/office/word/2020/wordml/sdtdatahash" xmlns:w16sdtfl="http://schemas.microsoft.com/office/word/2024/wordml/sdtformatlock" xmlns:w16se="http://schemas.microsoft.com/office/word/2015/wordml/symex" mc:Ignorable="w14 w15 w16se w16cid w16 w16cex w16sdtdh w16sdtfl w16du">
+<w:styles xmlns:mc="http://schemas.openxmlformats.org/markup-compatibility/2006" xmlns:r="http://schemas.openxmlformats.org/officeDocument/2006/relationships" xmlns:w="http://schemas.openxmlformats.org/wordprocessingml/2006/main" xmlns:w14="http://schemas.microsoft.com/office/word/2010/wordml" xmlns:w15="http://schemas.microsoft.com/office/word/2012/wordml" xmlns:w16cex="http://schemas.microsoft.com/office/word/2018/wordml/cex" xmlns:w16cid="http://schemas.microsoft.com/office/word/2016/wordml/cid" xmlns:w16="http://schemas.microsoft.com/office/word/2018/wordml" xmlns:w16sdtdh="http://schemas.microsoft.com/office/word/2020/wordml/sdtdatahash" xmlns:w16se="http://schemas.microsoft.com/office/word/2015/wordml/symex" mc:Ignorable="w14 w15 w16se w16cid w16 w16cex w16sdtdh">
   <w:docDefaults>
     <w:rPrDefault>
       <w:rPr>
